--- a/docs/compliance/03-Security-and-Compliance-Document.docx
+++ b/docs/compliance/03-Security-and-Compliance-Document.docx
@@ -28,7 +28,7 @@
         </w:p>
       </w:sdtContent>
     </w:sdt>
-    <w:bookmarkStart w:id="57" w:name="X41ac31794b9a684054bb1fcaa33a9c4741dcfa7"/>
+    <w:bookmarkStart w:id="64" w:name="X41ac31794b9a684054bb1fcaa33a9c4741dcfa7"/>
     <w:p>
       <w:pPr>
         <w:pStyle w:val="Heading1"/>
@@ -831,7 +831,7 @@
     </w:p>
     <w:bookmarkEnd w:id="10"/>
     <w:bookmarkEnd w:id="11"/>
-    <w:bookmarkStart w:id="18" w:name="introduction-isms-scope"/>
+    <w:bookmarkStart w:id="25" w:name="introduction-isms-scope"/>
     <w:p>
       <w:pPr>
         <w:pStyle w:val="Heading2"/>
@@ -1514,13 +1514,13 @@
       </w:r>
     </w:p>
     <w:bookmarkEnd w:id="15"/>
-    <w:bookmarkStart w:id="16" w:name="Xd9e62300b87a113debbb3959b493d2bbe90847b"/>
+    <w:bookmarkStart w:id="22" w:name="Xb21290c1380ca53be85e20e560e84c333166bf9"/>
     <w:p>
       <w:pPr>
         <w:pStyle w:val="Heading3"/>
       </w:pPr>
       <w:r>
-        <w:t xml:space="preserve">2.5 Context of the organization (ISO 27001 Clause 4)</w:t>
+        <w:t xml:space="preserve">2.4a System architecture — as-built and target (ISMS scope illustration)</w:t>
       </w:r>
     </w:p>
     <w:p>
@@ -1528,6 +1528,158 @@
         <w:pStyle w:val="FirstParagraph"/>
       </w:pPr>
       <w:r>
+        <w:t xml:space="preserve">The as-built architecture below shows the attack surface and PII/SPDI data flows in scope (red = data-protection concern); the target architecture shows the control set the ISMS drives toward, tagged to the ISO 27001:2022 / SOC 2 TSC / DPDP / RBI obligation each control satisfies, inside an India data-residency boundary.</w:t>
+      </w:r>
+    </w:p>
+    <w:p>
+      <w:pPr>
+        <w:pStyle w:val="BodyText"/>
+      </w:pPr>
+      <w:r>
+        <w:rPr>
+          <w:b/>
+          <w:bCs/>
+        </w:rPr>
+        <w:t xml:space="preserve">Figure A — Current as-built architecture (data-protection view).</w:t>
+      </w:r>
+    </w:p>
+    <w:p>
+      <w:pPr>
+        <w:pStyle w:val="CaptionedFigure"/>
+      </w:pPr>
+      <w:r>
+        <w:drawing>
+          <wp:inline>
+            <wp:extent cx="5334000" cy="3676135"/>
+            <wp:effectExtent b="0" l="0" r="0" t="0"/>
+            <wp:docPr descr="Figure A — SwiftLoan current as-built architecture" title="" id="17" name="Picture"/>
+            <a:graphic>
+              <a:graphicData uri="http://schemas.openxmlformats.org/drawingml/2006/picture">
+                <pic:pic>
+                  <pic:nvPicPr>
+                    <pic:cNvPr descr="diagrams/arch-current.png" id="18" name="Picture"/>
+                    <pic:cNvPicPr>
+                      <a:picLocks noChangeArrowheads="1" noChangeAspect="1"/>
+                    </pic:cNvPicPr>
+                  </pic:nvPicPr>
+                  <pic:blipFill>
+                    <a:blip r:embed="rId16"/>
+                    <a:stretch>
+                      <a:fillRect/>
+                    </a:stretch>
+                  </pic:blipFill>
+                  <pic:spPr bwMode="auto">
+                    <a:xfrm>
+                      <a:off x="0" y="0"/>
+                      <a:ext cx="5334000" cy="3676135"/>
+                    </a:xfrm>
+                    <a:prstGeom prst="rect">
+                      <a:avLst/>
+                    </a:prstGeom>
+                    <a:noFill/>
+                    <a:ln w="9525">
+                      <a:noFill/>
+                      <a:headEnd/>
+                      <a:tailEnd/>
+                    </a:ln>
+                  </pic:spPr>
+                </pic:pic>
+              </a:graphicData>
+            </a:graphic>
+          </wp:inline>
+        </w:drawing>
+      </w:r>
+    </w:p>
+    <w:p>
+      <w:pPr>
+        <w:pStyle w:val="ImageCaption"/>
+      </w:pPr>
+      <w:r>
+        <w:t xml:space="preserve">Figure A — SwiftLoan current as-built architecture</w:t>
+      </w:r>
+    </w:p>
+    <w:p>
+      <w:pPr>
+        <w:pStyle w:val="BodyText"/>
+      </w:pPr>
+      <w:r>
+        <w:rPr>
+          <w:b/>
+          <w:bCs/>
+        </w:rPr>
+        <w:t xml:space="preserve">Figure B — Recommended target architecture (control set mapped to ISO 27001 / SOC 2 / DPDP / RBI).</w:t>
+      </w:r>
+    </w:p>
+    <w:p>
+      <w:pPr>
+        <w:pStyle w:val="CaptionedFigure"/>
+      </w:pPr>
+      <w:r>
+        <w:drawing>
+          <wp:inline>
+            <wp:extent cx="5334000" cy="3784256"/>
+            <wp:effectExtent b="0" l="0" r="0" t="0"/>
+            <wp:docPr descr="Figure B — SwiftLoan recommended target architecture" title="" id="20" name="Picture"/>
+            <a:graphic>
+              <a:graphicData uri="http://schemas.openxmlformats.org/drawingml/2006/picture">
+                <pic:pic>
+                  <pic:nvPicPr>
+                    <pic:cNvPr descr="diagrams/arch-recommended.png" id="21" name="Picture"/>
+                    <pic:cNvPicPr>
+                      <a:picLocks noChangeArrowheads="1" noChangeAspect="1"/>
+                    </pic:cNvPicPr>
+                  </pic:nvPicPr>
+                  <pic:blipFill>
+                    <a:blip r:embed="rId19"/>
+                    <a:stretch>
+                      <a:fillRect/>
+                    </a:stretch>
+                  </pic:blipFill>
+                  <pic:spPr bwMode="auto">
+                    <a:xfrm>
+                      <a:off x="0" y="0"/>
+                      <a:ext cx="5334000" cy="3784256"/>
+                    </a:xfrm>
+                    <a:prstGeom prst="rect">
+                      <a:avLst/>
+                    </a:prstGeom>
+                    <a:noFill/>
+                    <a:ln w="9525">
+                      <a:noFill/>
+                      <a:headEnd/>
+                      <a:tailEnd/>
+                    </a:ln>
+                  </pic:spPr>
+                </pic:pic>
+              </a:graphicData>
+            </a:graphic>
+          </wp:inline>
+        </w:drawing>
+      </w:r>
+    </w:p>
+    <w:p>
+      <w:pPr>
+        <w:pStyle w:val="ImageCaption"/>
+      </w:pPr>
+      <w:r>
+        <w:t xml:space="preserve">Figure B — SwiftLoan recommended target architecture</w:t>
+      </w:r>
+    </w:p>
+    <w:bookmarkEnd w:id="22"/>
+    <w:bookmarkStart w:id="23" w:name="Xd9e62300b87a113debbb3959b493d2bbe90847b"/>
+    <w:p>
+      <w:pPr>
+        <w:pStyle w:val="Heading3"/>
+      </w:pPr>
+      <w:r>
+        <w:t xml:space="preserve">2.5 Context of the organization (ISO 27001 Clause 4)</w:t>
+      </w:r>
+    </w:p>
+    <w:p>
+      <w:pPr>
+        <w:pStyle w:val="FirstParagraph"/>
+      </w:pPr>
+      <w:r>
         <w:rPr>
           <w:b/>
           <w:bCs/>
@@ -1559,8 +1711,8 @@
         <w:t xml:space="preserve">stringent and evolving India regulatory landscape (DPDP Act 2023 rules, RBI DLG 2022, CERT-In 2022 directions), reliance on third-party AI voice processing, and high sensitivity of financial PII/SPDI that raises breach impact.</w:t>
       </w:r>
     </w:p>
-    <w:bookmarkEnd w:id="16"/>
-    <w:bookmarkStart w:id="17" w:name="X28eeb0c5ed68acfe424dbe0cef88a11a19d0c8d"/>
+    <w:bookmarkEnd w:id="23"/>
+    <w:bookmarkStart w:id="24" w:name="X28eeb0c5ed68acfe424dbe0cef88a11a19d0c8d"/>
     <w:p>
       <w:pPr>
         <w:pStyle w:val="Heading3"/>
@@ -1879,9 +2031,9 @@
         </w:pict>
       </w:r>
     </w:p>
-    <w:bookmarkEnd w:id="17"/>
-    <w:bookmarkEnd w:id="18"/>
-    <w:bookmarkStart w:id="22" w:name="Xa4209e635862d2789f8fe77f8bb9974d2f445dd"/>
+    <w:bookmarkEnd w:id="24"/>
+    <w:bookmarkEnd w:id="25"/>
+    <w:bookmarkStart w:id="29" w:name="Xa4209e635862d2789f8fe77f8bb9974d2f445dd"/>
     <w:p>
       <w:pPr>
         <w:pStyle w:val="Heading2"/>
@@ -1890,7 +2042,7 @@
         <w:t xml:space="preserve">3. Information Security Policy Summary &amp; Governance (Clause 5)</w:t>
       </w:r>
     </w:p>
-    <w:bookmarkStart w:id="19" w:name="leadership-and-commitment-clause-5.1"/>
+    <w:bookmarkStart w:id="26" w:name="leadership-and-commitment-clause-5.1"/>
     <w:p>
       <w:pPr>
         <w:pStyle w:val="Heading3"/>
@@ -1907,8 +2059,8 @@
         <w:t xml:space="preserve">Top management commits to establishing, maintaining, and continually improving the ISMS; ensuring resources; integrating ISMS requirements into business processes; and communicating the importance of information security. The ISMS objectives (see §12) are approved and reviewed at management review.</w:t>
       </w:r>
     </w:p>
-    <w:bookmarkEnd w:id="19"/>
-    <w:bookmarkStart w:id="20" w:name="Xacd2cbccd809545f224bebbf32d422754b8513f"/>
+    <w:bookmarkEnd w:id="26"/>
+    <w:bookmarkStart w:id="27" w:name="Xacd2cbccd809545f224bebbf32d422754b8513f"/>
     <w:p>
       <w:pPr>
         <w:pStyle w:val="Heading3"/>
@@ -1925,8 +2077,8 @@
         <w:t xml:space="preserve">SwiftLoan protects the confidentiality, integrity, and availability of all information assets — with heightened protection for regulated financial PII/SPDI (PAN, Aadhaar, bank, income, voiceprint). The organization commits to: consent-based lawful processing, data minimization, encryption of sensitive data in transit and at rest, least-privilege access, secure development, continuous monitoring, timely breach notification (CERT-In 6-hour), and honouring data-principal rights. The policy is approved by top management, communicated to all staff, and reviewed at least annually.</w:t>
       </w:r>
     </w:p>
-    <w:bookmarkEnd w:id="20"/>
-    <w:bookmarkStart w:id="21" w:name="X5d7e1d44364aa2b5ada6b6ff952e9303f279f0a"/>
+    <w:bookmarkEnd w:id="27"/>
+    <w:bookmarkStart w:id="28" w:name="X5d7e1d44364aa2b5ada6b6ff952e9303f279f0a"/>
     <w:p>
       <w:pPr>
         <w:pStyle w:val="Heading3"/>
@@ -2239,9 +2391,9 @@
         </w:pict>
       </w:r>
     </w:p>
-    <w:bookmarkEnd w:id="21"/>
-    <w:bookmarkEnd w:id="22"/>
-    <w:bookmarkStart w:id="25" w:name="asset-data-classification"/>
+    <w:bookmarkEnd w:id="28"/>
+    <w:bookmarkEnd w:id="29"/>
+    <w:bookmarkStart w:id="32" w:name="asset-data-classification"/>
     <w:p>
       <w:pPr>
         <w:pStyle w:val="Heading2"/>
@@ -2250,7 +2402,7 @@
         <w:t xml:space="preserve">4. Asset &amp; Data Classification</w:t>
       </w:r>
     </w:p>
-    <w:bookmarkStart w:id="23" w:name="X3866555fa7f38145bc0787424d6b8206e9f402d"/>
+    <w:bookmarkStart w:id="30" w:name="X3866555fa7f38145bc0787424d6b8206e9f402d"/>
     <w:p>
       <w:pPr>
         <w:pStyle w:val="Heading3"/>
@@ -2988,8 +3140,8 @@
         </w:tc>
       </w:tr>
     </w:tbl>
-    <w:bookmarkEnd w:id="23"/>
-    <w:bookmarkStart w:id="24" w:name="Xe924cfc218eba8bdf11347d678a27acd184b6cb"/>
+    <w:bookmarkEnd w:id="30"/>
+    <w:bookmarkStart w:id="31" w:name="Xe924cfc218eba8bdf11347d678a27acd184b6cb"/>
     <w:p>
       <w:pPr>
         <w:pStyle w:val="Heading3"/>
@@ -4375,9 +4527,9 @@
         </w:pict>
       </w:r>
     </w:p>
-    <w:bookmarkEnd w:id="24"/>
-    <w:bookmarkEnd w:id="25"/>
-    <w:bookmarkStart w:id="29" w:name="risk-assessment-treatment-clauses-6-8"/>
+    <w:bookmarkEnd w:id="31"/>
+    <w:bookmarkEnd w:id="32"/>
+    <w:bookmarkStart w:id="36" w:name="risk-assessment-treatment-clauses-6-8"/>
     <w:p>
       <w:pPr>
         <w:pStyle w:val="Heading2"/>
@@ -4386,7 +4538,7 @@
         <w:t xml:space="preserve">5. Risk Assessment &amp; Treatment (Clauses 6 &amp; 8)</w:t>
       </w:r>
     </w:p>
-    <w:bookmarkStart w:id="26" w:name="risk-methodology-note"/>
+    <w:bookmarkStart w:id="33" w:name="risk-methodology-note"/>
     <w:p>
       <w:pPr>
         <w:pStyle w:val="Heading3"/>
@@ -4692,8 +4844,8 @@
         </w:tc>
       </w:tr>
     </w:tbl>
-    <w:bookmarkEnd w:id="26"/>
-    <w:bookmarkStart w:id="27" w:name="risk-register-c1c14"/>
+    <w:bookmarkEnd w:id="33"/>
+    <w:bookmarkStart w:id="34" w:name="risk-register-c1c14"/>
     <w:p>
       <w:pPr>
         <w:pStyle w:val="Heading3"/>
@@ -7468,8 +7620,8 @@
         <w:t xml:space="preserve">14 risks — 3 Critical (R-C3, R-C4, R-C5), 7 High, 4 Medium (inherent). After treatment, target residual is Low/Medium across the board, with no residual above Medium.</w:t>
       </w:r>
     </w:p>
-    <w:bookmarkEnd w:id="27"/>
-    <w:bookmarkStart w:id="28" w:name="Xa700b20125cad72f2542e3511d5a12b7fa5ab93"/>
+    <w:bookmarkEnd w:id="34"/>
+    <w:bookmarkStart w:id="35" w:name="Xa700b20125cad72f2542e3511d5a12b7fa5ab93"/>
     <w:p>
       <w:pPr>
         <w:pStyle w:val="Heading3"/>
@@ -7573,9 +7725,9 @@
         </w:pict>
       </w:r>
     </w:p>
-    <w:bookmarkEnd w:id="28"/>
-    <w:bookmarkEnd w:id="29"/>
-    <w:bookmarkStart w:id="37" w:name="X5972f3008adaece5157e5168cf1559ea59e7bfa"/>
+    <w:bookmarkEnd w:id="35"/>
+    <w:bookmarkEnd w:id="36"/>
+    <w:bookmarkStart w:id="44" w:name="X5972f3008adaece5157e5168cf1559ea59e7bfa"/>
     <w:p>
       <w:pPr>
         <w:pStyle w:val="Heading2"/>
@@ -7624,7 +7776,7 @@
         <w:t xml:space="preserve">Yes/No. All 93 Annex A controls are considered; below are the controls material to SwiftLoan (grouped by theme). Controls not listed individually (e.g., most A.7 physical) are inherited from the cloud provider and marked applicable via supplier controls.</w:t>
       </w:r>
     </w:p>
-    <w:bookmarkStart w:id="30" w:name="a.5-organizational-controls"/>
+    <w:bookmarkStart w:id="37" w:name="a.5-organizational-controls"/>
     <w:p>
       <w:pPr>
         <w:pStyle w:val="Heading3"/>
@@ -9896,8 +10048,8 @@
         </w:tc>
       </w:tr>
     </w:tbl>
-    <w:bookmarkEnd w:id="30"/>
-    <w:bookmarkStart w:id="31" w:name="a.6-people-controls"/>
+    <w:bookmarkEnd w:id="37"/>
+    <w:bookmarkStart w:id="38" w:name="a.6-people-controls"/>
     <w:p>
       <w:pPr>
         <w:pStyle w:val="Heading3"/>
@@ -10537,8 +10689,8 @@
         </w:tc>
       </w:tr>
     </w:tbl>
-    <w:bookmarkEnd w:id="31"/>
-    <w:bookmarkStart w:id="32" w:name="a.7-physical-controls"/>
+    <w:bookmarkEnd w:id="38"/>
+    <w:bookmarkStart w:id="39" w:name="a.7-physical-controls"/>
     <w:p>
       <w:pPr>
         <w:pStyle w:val="Heading3"/>
@@ -10770,8 +10922,8 @@
         </w:tc>
       </w:tr>
     </w:tbl>
-    <w:bookmarkEnd w:id="32"/>
-    <w:bookmarkStart w:id="33" w:name="a.8-technological-controls"/>
+    <w:bookmarkEnd w:id="39"/>
+    <w:bookmarkStart w:id="40" w:name="a.8-technological-controls"/>
     <w:p>
       <w:pPr>
         <w:pStyle w:val="Heading3"/>
@@ -13215,8 +13367,8 @@
         <w:t xml:space="preserve">55 Annex A controls addressed above across all four themes (A.5, A.6, A.7, A.8), with 1 control (A.8.30) assessed as Not Applicable and justified; the remaining Annex A controls are inherited/physical and covered via A.5.23/A.7.</w:t>
       </w:r>
     </w:p>
-    <w:bookmarkEnd w:id="33"/>
-    <w:bookmarkStart w:id="36" w:name="X67b5de5aece7cc259e1545095242b62f266e855"/>
+    <w:bookmarkEnd w:id="40"/>
+    <w:bookmarkStart w:id="43" w:name="X67b5de5aece7cc259e1545095242b62f266e855"/>
     <w:p>
       <w:pPr>
         <w:pStyle w:val="Heading3"/>
@@ -13335,7 +13487,7 @@
         <w:t xml:space="preserve">Security (CC, mandatory) + Confidentiality + Privacy + Availability; Processing Integrity limited to the recommendation/lead-routing flow.</w:t>
       </w:r>
     </w:p>
-    <w:bookmarkStart w:id="34" w:name="common-criteria-security"/>
+    <w:bookmarkStart w:id="41" w:name="common-criteria-security"/>
     <w:p>
       <w:pPr>
         <w:pStyle w:val="Heading4"/>
@@ -14439,8 +14591,8 @@
         </w:tc>
       </w:tr>
     </w:tbl>
-    <w:bookmarkEnd w:id="34"/>
-    <w:bookmarkStart w:id="35" w:name="additional-categories-in-scope"/>
+    <w:bookmarkEnd w:id="41"/>
+    <w:bookmarkStart w:id="42" w:name="additional-categories-in-scope"/>
     <w:p>
       <w:pPr>
         <w:pStyle w:val="Heading4"/>
@@ -15449,10 +15601,10 @@
         </w:pict>
       </w:r>
     </w:p>
-    <w:bookmarkEnd w:id="35"/>
-    <w:bookmarkEnd w:id="36"/>
-    <w:bookmarkEnd w:id="37"/>
-    <w:bookmarkStart w:id="46" w:name="control-domains-narrative"/>
+    <w:bookmarkEnd w:id="42"/>
+    <w:bookmarkEnd w:id="43"/>
+    <w:bookmarkEnd w:id="44"/>
+    <w:bookmarkStart w:id="53" w:name="control-domains-narrative"/>
     <w:p>
       <w:pPr>
         <w:pStyle w:val="Heading2"/>
@@ -15461,7 +15613,7 @@
         <w:t xml:space="preserve">7. Control Domains (Narrative)</w:t>
       </w:r>
     </w:p>
-    <w:bookmarkStart w:id="38" w:name="access-control-iam"/>
+    <w:bookmarkStart w:id="45" w:name="access-control-iam"/>
     <w:p>
       <w:pPr>
         <w:pStyle w:val="Heading3"/>
@@ -15554,8 +15706,8 @@
         <w:t xml:space="preserve">in prod (R-C3), default super-admin creds (R-C4), fail-open JWT secrets (R-C6), admin tokens in localStorage (R-C11). Target: fail-closed secrets, remove demo bypass, admin MFA + RBAC, httpOnly cookie sessions, joiner-mover-leaver access reviews (A.5.15–A.5.18, A.8.2–A.8.5).</w:t>
       </w:r>
     </w:p>
-    <w:bookmarkEnd w:id="38"/>
-    <w:bookmarkStart w:id="39" w:name="cryptography-key-management"/>
+    <w:bookmarkEnd w:id="45"/>
+    <w:bookmarkStart w:id="46" w:name="cryptography-key-management"/>
     <w:p>
       <w:pPr>
         <w:pStyle w:val="Heading3"/>
@@ -15609,8 +15761,8 @@
         <w:t xml:space="preserve">, at-rest encryption with managed keys (KMS), and secrets in a manager, not the repo (A.8.24).</w:t>
       </w:r>
     </w:p>
-    <w:bookmarkEnd w:id="39"/>
-    <w:bookmarkStart w:id="40" w:name="secure-sdlc"/>
+    <w:bookmarkEnd w:id="46"/>
+    <w:bookmarkStart w:id="47" w:name="secure-sdlc"/>
     <w:p>
       <w:pPr>
         <w:pStyle w:val="Heading3"/>
@@ -15627,8 +15779,8 @@
         <w:t xml:space="preserve">Target state (A.8.25–A.8.29, A.8.31): threat modelling and privacy-by-design at design, secret scanning + SAST + dependency SCA in CI, mandatory code review, strict dev/test/prod separation (the demo-credential leakage R-C3/R-C4 is a separation failure), DAST/pre-release security testing, and independent VAPT before certification (P3).</w:t>
       </w:r>
     </w:p>
-    <w:bookmarkEnd w:id="40"/>
-    <w:bookmarkStart w:id="41" w:name="logging-monitoring-audit"/>
+    <w:bookmarkEnd w:id="47"/>
+    <w:bookmarkStart w:id="48" w:name="logging-monitoring-audit"/>
     <w:p>
       <w:pPr>
         <w:pStyle w:val="Heading3"/>
@@ -15701,8 +15853,8 @@
         <w:t xml:space="preserve">and NTP sync (A.8.17). Target: write AuditLog on every PII access/change, structured masked logging (no PII in logs — fixes R-C8), centralized log retention ≥180 days, time sync, and monitoring/alerting for anomalous admin activity (A.8.15, A.8.16).</w:t>
       </w:r>
     </w:p>
-    <w:bookmarkEnd w:id="41"/>
-    <w:bookmarkStart w:id="42" w:name="Xbcfa7b966c7347d3742c665df3cb8371b7e42f0"/>
+    <w:bookmarkEnd w:id="48"/>
+    <w:bookmarkStart w:id="49" w:name="Xbcfa7b966c7347d3742c665df3cb8371b7e42f0"/>
     <w:p>
       <w:pPr>
         <w:pStyle w:val="Heading3"/>
@@ -15753,8 +15905,8 @@
         <w:t xml:space="preserve">PAN full/duplicated (R-C1), no client masking/secure input (R-C14), tracking free-form PII sink (R-C8), orphan PII never purged (R-C9). Target: minimize collection, mask PAN/Aadhaar on screen and at rest, validate &amp; scrub tracking metadata, and enforce purpose limitation and storage limitation (A.8.11, A.8.12, A.5.34).</w:t>
       </w:r>
     </w:p>
-    <w:bookmarkEnd w:id="42"/>
-    <w:bookmarkStart w:id="43" w:name="X4d31dcb8a70e4b3272a5dc92a30347aac714cdc"/>
+    <w:bookmarkEnd w:id="49"/>
+    <w:bookmarkStart w:id="50" w:name="X4d31dcb8a70e4b3272a5dc92a30347aac714cdc"/>
     <w:p>
       <w:pPr>
         <w:pStyle w:val="Heading3"/>
@@ -15771,8 +15923,8 @@
         <w:t xml:space="preserve">The Ello/Getello voice AI receives live field values including PAN (R-C2) and its API key was committed (R-C5); no DPA exists with Ello or the partner lenders (R-C12). Target (A.5.19–A.5.23): execute DPAs with Ello (sub-processor, purpose-limited, India residency, deletion, breach-notice terms), data-sharing agreements with lenders/bureaus gated on consent, supplier security assessments, and ongoing supplier review. Redact SPDI from voice context and consent-gate the assistant.</w:t>
       </w:r>
     </w:p>
-    <w:bookmarkEnd w:id="43"/>
-    <w:bookmarkStart w:id="44" w:name="vulnerability-patch-management"/>
+    <w:bookmarkEnd w:id="50"/>
+    <w:bookmarkStart w:id="51" w:name="vulnerability-patch-management"/>
     <w:p>
       <w:pPr>
         <w:pStyle w:val="Heading3"/>
@@ -15789,8 +15941,8 @@
         <w:t xml:space="preserve">Target state (A.8.8): software composition analysis on the RN/Node/Next dependency trees, a defined patch SLA by severity, container/image scanning, and periodic independent VAPT (P3) with tracked remediation.</w:t>
       </w:r>
     </w:p>
-    <w:bookmarkEnd w:id="44"/>
-    <w:bookmarkStart w:id="45" w:name="backup-business-continuity"/>
+    <w:bookmarkEnd w:id="51"/>
+    <w:bookmarkStart w:id="52" w:name="backup-business-continuity"/>
     <w:p>
       <w:pPr>
         <w:pStyle w:val="Heading3"/>
@@ -15824,9 +15976,9 @@
         </w:pict>
       </w:r>
     </w:p>
-    <w:bookmarkEnd w:id="45"/>
-    <w:bookmarkEnd w:id="46"/>
-    <w:bookmarkStart w:id="47" w:name="regulatory-compliance-mapping"/>
+    <w:bookmarkEnd w:id="52"/>
+    <w:bookmarkEnd w:id="53"/>
+    <w:bookmarkStart w:id="54" w:name="regulatory-compliance-mapping"/>
     <w:p>
       <w:pPr>
         <w:pStyle w:val="Heading2"/>
@@ -16606,8 +16758,8 @@
         </w:pict>
       </w:r>
     </w:p>
-    <w:bookmarkEnd w:id="47"/>
-    <w:bookmarkStart w:id="50" w:name="incident-response-breach-notification"/>
+    <w:bookmarkEnd w:id="54"/>
+    <w:bookmarkStart w:id="57" w:name="incident-response-breach-notification"/>
     <w:p>
       <w:pPr>
         <w:pStyle w:val="Heading2"/>
@@ -16616,7 +16768,7 @@
         <w:t xml:space="preserve">9. Incident Response &amp; Breach Notification</w:t>
       </w:r>
     </w:p>
-    <w:bookmarkStart w:id="48" w:name="severity-levels"/>
+    <w:bookmarkStart w:id="55" w:name="severity-levels"/>
     <w:p>
       <w:pPr>
         <w:pStyle w:val="Heading3"/>
@@ -16888,8 +17040,8 @@
         </w:tc>
       </w:tr>
     </w:tbl>
-    <w:bookmarkEnd w:id="48"/>
-    <w:bookmarkStart w:id="49" w:name="process-a.5.24a.5.28"/>
+    <w:bookmarkEnd w:id="55"/>
+    <w:bookmarkStart w:id="56" w:name="process-a.5.24a.5.28"/>
     <w:p>
       <w:pPr>
         <w:pStyle w:val="Heading3"/>
@@ -17137,9 +17289,9 @@
         </w:pict>
       </w:r>
     </w:p>
-    <w:bookmarkEnd w:id="49"/>
-    <w:bookmarkEnd w:id="50"/>
-    <w:bookmarkStart w:id="51" w:name="X2ca8d7db0fc7800d46cfaeed15f5468717433d5"/>
+    <w:bookmarkEnd w:id="56"/>
+    <w:bookmarkEnd w:id="57"/>
+    <w:bookmarkStart w:id="58" w:name="X2ca8d7db0fc7800d46cfaeed15f5468717433d5"/>
     <w:p>
       <w:pPr>
         <w:pStyle w:val="Heading2"/>
@@ -17595,8 +17747,8 @@
         </w:pict>
       </w:r>
     </w:p>
-    <w:bookmarkEnd w:id="51"/>
-    <w:bookmarkStart w:id="52" w:name="data-retention-disposal-schedule"/>
+    <w:bookmarkEnd w:id="58"/>
+    <w:bookmarkStart w:id="59" w:name="data-retention-disposal-schedule"/>
     <w:p>
       <w:pPr>
         <w:pStyle w:val="Heading2"/>
@@ -18317,8 +18469,8 @@
         </w:pict>
       </w:r>
     </w:p>
-    <w:bookmarkEnd w:id="52"/>
-    <w:bookmarkStart w:id="54" w:name="X9d7b065a27c78acf5b1c794310ea77ef98a34a8"/>
+    <w:bookmarkEnd w:id="59"/>
+    <w:bookmarkStart w:id="61" w:name="X9d7b065a27c78acf5b1c794310ea77ef98a34a8"/>
     <w:p>
       <w:pPr>
         <w:pStyle w:val="Heading2"/>
@@ -19587,7 +19739,7 @@
         <w:t xml:space="preserve">(a) close all P0 risks (R-C3/C4/C5/C6, voice redaction) within 30 days; (b) encrypt/tokenize PAN and de-duplicate within 90 days; (c) implement DSAR + AuditLog write-path within 120 days; (d) execute DPAs with Ello and partner lenders before go-live; (e) achieve zero secrets in version control and enforce fail-closed configuration.</w:t>
       </w:r>
     </w:p>
-    <w:bookmarkStart w:id="53" w:name="soc-2-audit-readiness-track"/>
+    <w:bookmarkStart w:id="60" w:name="soc-2-audit-readiness-track"/>
     <w:p>
       <w:pPr>
         <w:pStyle w:val="Heading3"/>
@@ -20261,9 +20413,9 @@
         </w:pict>
       </w:r>
     </w:p>
-    <w:bookmarkEnd w:id="53"/>
-    <w:bookmarkEnd w:id="54"/>
-    <w:bookmarkStart w:id="56" w:name="Xb5d7266796859855c99a4c7ebc50c07166933a6"/>
+    <w:bookmarkEnd w:id="60"/>
+    <w:bookmarkEnd w:id="61"/>
+    <w:bookmarkStart w:id="63" w:name="Xb5d7266796859855c99a4c7ebc50c07166933a6"/>
     <w:p>
       <w:pPr>
         <w:pStyle w:val="Heading2"/>
@@ -21381,7 +21533,7 @@
         </w:tc>
       </w:tr>
     </w:tbl>
-    <w:bookmarkStart w:id="55" w:name="Xdd85b1870d01dea027eeb3931d6743a355fec04"/>
+    <w:bookmarkStart w:id="62" w:name="Xdd85b1870d01dea027eeb3931d6743a355fec04"/>
     <w:p>
       <w:pPr>
         <w:pStyle w:val="Heading3"/>
@@ -21646,9 +21798,9 @@
         <w:t xml:space="preserve">End of document — SWL-ISMS-03 v1.0. Classification: Restricted.</w:t>
       </w:r>
     </w:p>
-    <w:bookmarkEnd w:id="55"/>
-    <w:bookmarkEnd w:id="56"/>
-    <w:bookmarkEnd w:id="57"/>
+    <w:bookmarkEnd w:id="62"/>
+    <w:bookmarkEnd w:id="63"/>
+    <w:bookmarkEnd w:id="64"/>
     <w:sectPr>
       <w:footnotePr>
         <w:numRestart w:val="eachSect"/>

--- a/docs/compliance/03-Security-and-Compliance-Document.docx
+++ b/docs/compliance/03-Security-and-Compliance-Document.docx
@@ -35,6 +35,69 @@
       </w:pPr>
       <w:r>
         <w:t xml:space="preserve">SwiftLoan — Security &amp; Compliance Document (ISMS)</w:t>
+      </w:r>
+    </w:p>
+    <w:p>
+      <w:pPr>
+        <w:pStyle w:val="BlockText"/>
+      </w:pPr>
+      <w:r>
+        <w:rPr>
+          <w:b/>
+          <w:bCs/>
+        </w:rPr>
+        <w:t xml:space="preserve">Document ownership &amp; accountable roles</w:t>
+      </w:r>
+      <w:r>
+        <w:t xml:space="preserve"> </w:t>
+      </w:r>
+      <w:r>
+        <w:t xml:space="preserve">— Product Owner:</w:t>
+      </w:r>
+      <w:r>
+        <w:t xml:space="preserve"> </w:t>
+      </w:r>
+      <w:r>
+        <w:rPr>
+          <w:b/>
+          <w:bCs/>
+        </w:rPr>
+        <w:t xml:space="preserve">Sridhar Muppidi</w:t>
+      </w:r>
+      <w:r>
+        <w:t xml:space="preserve"> </w:t>
+      </w:r>
+      <w:r>
+        <w:t xml:space="preserve">· Product Head:</w:t>
+      </w:r>
+      <w:r>
+        <w:t xml:space="preserve"> </w:t>
+      </w:r>
+      <w:r>
+        <w:rPr>
+          <w:b/>
+          <w:bCs/>
+        </w:rPr>
+        <w:t xml:space="preserve">Sachin Tulla</w:t>
+      </w:r>
+      <w:r>
+        <w:t xml:space="preserve"> </w:t>
+      </w:r>
+      <w:r>
+        <w:t xml:space="preserve">· Technical &amp; Security Head:</w:t>
+      </w:r>
+      <w:r>
+        <w:t xml:space="preserve"> </w:t>
+      </w:r>
+      <w:r>
+        <w:rPr>
+          <w:b/>
+          <w:bCs/>
+        </w:rPr>
+        <w:t xml:space="preserve">Sachin Tulla</w:t>
+      </w:r>
+      <w:r>
+        <w:t xml:space="preserve">.</w:t>
       </w:r>
     </w:p>
     <w:p>

--- a/docs/compliance/03-Security-and-Compliance-Document.docx
+++ b/docs/compliance/03-Security-and-Compliance-Document.docx
@@ -84,7 +84,7 @@
         <w:t xml:space="preserve"> </w:t>
       </w:r>
       <w:r>
-        <w:t xml:space="preserve">· Technical &amp; Security Head:</w:t>
+        <w:t xml:space="preserve">· Technical Head:</w:t>
       </w:r>
       <w:r>
         <w:t xml:space="preserve"> </w:t>
@@ -95,6 +95,38 @@
           <w:bCs/>
         </w:rPr>
         <w:t xml:space="preserve">Sachin Tulla</w:t>
+      </w:r>
+      <w:r>
+        <w:t xml:space="preserve"> </w:t>
+      </w:r>
+      <w:r>
+        <w:t xml:space="preserve">· Head of Engineering:</w:t>
+      </w:r>
+      <w:r>
+        <w:t xml:space="preserve"> </w:t>
+      </w:r>
+      <w:r>
+        <w:rPr>
+          <w:b/>
+          <w:bCs/>
+        </w:rPr>
+        <w:t xml:space="preserve">Hari PS</w:t>
+      </w:r>
+      <w:r>
+        <w:t xml:space="preserve"> </w:t>
+      </w:r>
+      <w:r>
+        <w:t xml:space="preserve">· Security Head:</w:t>
+      </w:r>
+      <w:r>
+        <w:t xml:space="preserve"> </w:t>
+      </w:r>
+      <w:r>
+        <w:rPr>
+          <w:b/>
+          <w:bCs/>
+        </w:rPr>
+        <w:t xml:space="preserve">Anil M</w:t>
       </w:r>
       <w:r>
         <w:t xml:space="preserve">.</w:t>

--- a/docs/compliance/03-Security-and-Compliance-Document.docx
+++ b/docs/compliance/03-Security-and-Compliance-Document.docx
@@ -68,23 +68,7 @@
         <w:t xml:space="preserve"> </w:t>
       </w:r>
       <w:r>
-        <w:t xml:space="preserve">· Product Head:</w:t>
-      </w:r>
-      <w:r>
-        <w:t xml:space="preserve"> </w:t>
-      </w:r>
-      <w:r>
-        <w:rPr>
-          <w:b/>
-          <w:bCs/>
-        </w:rPr>
-        <w:t xml:space="preserve">Sachin Tulla</w:t>
-      </w:r>
-      <w:r>
-        <w:t xml:space="preserve"> </w:t>
-      </w:r>
-      <w:r>
-        <w:t xml:space="preserve">· Technical Head:</w:t>
+        <w:t xml:space="preserve">· Product / Technical Head:</w:t>
       </w:r>
       <w:r>
         <w:t xml:space="preserve"> </w:t>
